--- a/docx_resources/Вечірня-Утреня/В,У - Мінея/02-Лютий/03-__-Симеона_Анни.docx
+++ b/docx_resources/Вечірня-Утреня/В,У - Мінея/02-Лютий/03-__-Симеона_Анни.docx
@@ -32,7 +32,7 @@
       </w:r>
       <w:r>
         <w:rPr>
-          <w:rFonts w:ascii="Segoe UI Symbol" w:eastAsia="Quattrocento Sans" w:hAnsi="Segoe UI Symbol" w:cs="Segoe UI Symbol"/>
+          <w:rFonts w:ascii="Times New Roman" w:eastAsia="Quattrocento Sans" w:hAnsi="Times New Roman" w:cs="Segoe UI Symbol"/>
           <w:color w:val="000000"/>
           <w:sz w:val="24"/>
           <w:szCs w:val="24"/>
@@ -72,6 +72,7 @@
         <w:rPr>
           <w:rFonts w:ascii="Times New Roman" w:hAnsi="Times New Roman" w:cs="Times New Roman"/>
           <w:b/>
+          <w:sz w:val="24"/>
         </w:rPr>
         <w:t>ВЕЧІРНЯ</w:t>
       </w:r>
@@ -9385,6 +9386,7 @@
           <w:b/>
           <w:i/>
           <w:color w:val="FF0000"/>
+          <w:sz w:val="24"/>
         </w:rPr>
         <w:t>Вечірні молитви</w:t>
       </w:r>
@@ -18313,6 +18315,7 @@
           <w:b/>
           <w:i/>
           <w:color w:val="FF0000"/>
+          <w:sz w:val="24"/>
         </w:rPr>
         <w:lastRenderedPageBreak/>
         <w:t>Стихири</w:t>
@@ -20797,6 +20800,7 @@
           <w:b/>
           <w:i/>
           <w:color w:val="FF0000"/>
+          <w:sz w:val="24"/>
         </w:rPr>
         <w:t>Прокімен</w:t>
       </w:r>
@@ -21240,6 +21244,7 @@
           <w:b/>
           <w:i/>
           <w:color w:val="FF0000"/>
+          <w:sz w:val="24"/>
         </w:rPr>
         <w:t>Сподоби, Господи</w:t>
       </w:r>
@@ -22485,6 +22490,7 @@
           <w:b/>
           <w:i/>
           <w:color w:val="FF0000"/>
+          <w:sz w:val="24"/>
         </w:rPr>
         <w:t>Прохальна єктенія</w:t>
       </w:r>
@@ -25552,6 +25558,7 @@
           <w:b/>
           <w:i/>
           <w:color w:val="FF0000"/>
+          <w:sz w:val="24"/>
         </w:rPr>
         <w:t>Пісня Симеона</w:t>
       </w:r>
@@ -28039,6 +28046,7 @@
           <w:b/>
           <w:i/>
           <w:color w:val="FF0000"/>
+          <w:sz w:val="24"/>
         </w:rPr>
         <w:t>Тропарі</w:t>
       </w:r>
@@ -28175,6 +28183,7 @@
           <w:b/>
           <w:i/>
           <w:color w:val="FF0000"/>
+          <w:sz w:val="24"/>
         </w:rPr>
         <w:t>Єктенія усильного благання</w:t>
       </w:r>
@@ -30641,6 +30650,7 @@
           <w:b/>
           <w:i/>
           <w:color w:val="FF0000"/>
+          <w:sz w:val="24"/>
         </w:rPr>
         <w:t>Після Вечірні</w:t>
       </w:r>
@@ -30706,6 +30716,7 @@
       <w:r>
         <w:rPr>
           <w:rFonts w:ascii="Times New Roman" w:hAnsi="Times New Roman"/>
+          <w:sz w:val="24"/>
         </w:rPr>
         <w:br w:type="page"/>
       </w:r>
@@ -30724,6 +30735,7 @@
         <w:rPr>
           <w:rFonts w:ascii="Times New Roman" w:hAnsi="Times New Roman" w:cs="Times New Roman"/>
           <w:b/>
+          <w:sz w:val="24"/>
         </w:rPr>
         <w:lastRenderedPageBreak/>
         <w:t>УТРЕНЯ</w:t>
@@ -33308,6 +33320,7 @@
           <w:b/>
           <w:i/>
           <w:color w:val="FF0000"/>
+          <w:sz w:val="24"/>
         </w:rPr>
         <w:t>Утренні молитви</w:t>
       </w:r>
@@ -37930,6 +37943,7 @@
           <w:b/>
           <w:i/>
           <w:color w:val="FF0000"/>
+          <w:sz w:val="24"/>
         </w:rPr>
         <w:t>Бог Господь...</w:t>
       </w:r>
@@ -37938,6 +37952,7 @@
           <w:rFonts w:ascii="Times New Roman" w:eastAsia="Times New Roman" w:hAnsi="Times New Roman" w:cs="Times New Roman"/>
           <w:i/>
           <w:color w:val="FF0000"/>
+          <w:sz w:val="24"/>
         </w:rPr>
         <w:t xml:space="preserve"> (Пс. 117), глас 1</w:t>
       </w:r>
@@ -38171,6 +38186,7 @@
           <w:b/>
           <w:i/>
           <w:color w:val="FF0000"/>
+          <w:sz w:val="24"/>
         </w:rPr>
         <w:t>Тропарі</w:t>
       </w:r>
@@ -38411,6 +38427,7 @@
           <w:b/>
           <w:i/>
           <w:color w:val="FF0000"/>
+          <w:sz w:val="24"/>
         </w:rPr>
         <w:t>Мала єктенія</w:t>
       </w:r>
@@ -39694,6 +39711,7 @@
           <w:b/>
           <w:i/>
           <w:color w:val="FF0000"/>
+          <w:sz w:val="24"/>
         </w:rPr>
         <w:t>Перший сідальний</w:t>
       </w:r>
@@ -39826,6 +39844,7 @@
           <w:b/>
           <w:i/>
           <w:color w:val="FF0000"/>
+          <w:sz w:val="24"/>
         </w:rPr>
         <w:t>Мала єктенія</w:t>
       </w:r>
@@ -41128,6 +41147,7 @@
           <w:b/>
           <w:i/>
           <w:color w:val="FF0000"/>
+          <w:sz w:val="24"/>
         </w:rPr>
         <w:t>Другий сідальний</w:t>
       </w:r>
@@ -41236,6 +41256,7 @@
           <w:b/>
           <w:i/>
           <w:color w:val="FF0000"/>
+          <w:sz w:val="24"/>
         </w:rPr>
         <w:t>Псалом 50</w:t>
       </w:r>
@@ -42209,6 +42230,7 @@
           <w:rFonts w:ascii="Times New Roman" w:eastAsia="Times New Roman" w:hAnsi="Times New Roman" w:cs="Times New Roman"/>
           <w:i/>
           <w:color w:val="FF0000"/>
+          <w:sz w:val="24"/>
         </w:rPr>
         <w:t>Мала єктенія</w:t>
       </w:r>
@@ -44198,6 +44220,7 @@
           <w:rFonts w:ascii="Times New Roman" w:eastAsia="Times New Roman" w:hAnsi="Times New Roman" w:cs="Times New Roman"/>
           <w:i/>
           <w:color w:val="FF0000"/>
+          <w:sz w:val="24"/>
         </w:rPr>
         <w:t>Мала єктенія</w:t>
       </w:r>
@@ -46067,6 +46090,7 @@
           <w:b/>
           <w:i/>
           <w:color w:val="FF0000"/>
+          <w:sz w:val="24"/>
         </w:rPr>
         <w:t>Пісня Богородиці</w:t>
       </w:r>
@@ -46529,6 +46553,7 @@
           <w:b/>
           <w:i/>
           <w:color w:val="FF0000"/>
+          <w:sz w:val="24"/>
         </w:rPr>
         <w:t>Мала єктенія</w:t>
       </w:r>
@@ -47474,6 +47499,7 @@
           <w:b/>
           <w:i/>
           <w:color w:val="FF0000"/>
+          <w:sz w:val="24"/>
         </w:rPr>
         <w:t>Світильний</w:t>
       </w:r>
@@ -48230,6 +48256,7 @@
           <w:b/>
           <w:i/>
           <w:color w:val="FF0000"/>
+          <w:sz w:val="24"/>
         </w:rPr>
         <w:t>Мале славослов'я</w:t>
       </w:r>
@@ -48786,6 +48813,7 @@
           <w:b/>
           <w:i/>
           <w:color w:val="FF0000"/>
+          <w:sz w:val="24"/>
         </w:rPr>
         <w:t>Прохальна єктенія</w:t>
       </w:r>
@@ -54082,6 +54110,7 @@
           <w:b/>
           <w:i/>
           <w:color w:val="FF0000"/>
+          <w:sz w:val="24"/>
         </w:rPr>
         <w:t>Тропарі</w:t>
       </w:r>
@@ -54218,6 +54247,7 @@
           <w:b/>
           <w:i/>
           <w:color w:val="FF0000"/>
+          <w:sz w:val="24"/>
         </w:rPr>
         <w:lastRenderedPageBreak/>
         <w:t>Єктенія усильного благання</w:t>
